--- a/examples/preview/sample_xuean.docx
+++ b/examples/preview/sample_xuean.docx
@@ -5,14 +5,14 @@
     <w:p>
       <w:pPr>
         <w:keepNext w:val="0"/>
-        <w:spacing w:before="0" w:after="40" w:line="276" w:lineRule="auto"/>
+        <w:spacing w:before="0" w:after="40" w:line="288" w:lineRule="auto"/>
         <w:jc w:val="center"/>
       </w:pPr>
       <w:r>
         <w:rPr>
           <w:rFonts w:ascii="Times New Roman" w:hAnsi="Times New Roman" w:eastAsia="华文中宋"/>
           <w:b/>
-          <w:sz w:val="36"/>
+          <w:sz w:val="32"/>
           <w:u w:val="none"/>
         </w:rPr>
         <w:t>第二章 匀变速直线运动的规律（第1课时）</w:t>
@@ -21,7 +21,7 @@
     <w:p>
       <w:pPr>
         <w:keepNext w:val="0"/>
-        <w:spacing w:before="0" w:after="160" w:line="264" w:lineRule="auto"/>
+        <w:spacing w:before="0" w:after="120" w:line="264" w:lineRule="auto"/>
         <w:jc w:val="center"/>
       </w:pPr>
       <w:r>
@@ -32,27 +32,23 @@
           <w:sz w:val="21"/>
           <w:u w:val="none"/>
         </w:rPr>
-        <w:t>胶州四中｜物理 | 年级：高一 | 课时：1 | 编写：物理备课组</w:t>
+        <w:t>高一　物理　第1课时</w:t>
       </w:r>
     </w:p>
     <w:p>
       <w:pPr>
         <w:pStyle w:val="Heading2"/>
         <w:keepNext/>
-        <w:spacing w:before="240" w:after="80" w:line="288" w:lineRule="auto"/>
-        <w:jc w:val="center"/>
-        <w:pBdr>
-          <w:bottom w:val="single" w:sz="8" w:space="2" w:color="0B4FA8"/>
-        </w:pBdr>
+        <w:spacing w:before="200" w:after="80" w:line="300" w:lineRule="auto"/>
       </w:pPr>
       <w:r>
         <w:rPr>
           <w:rFonts w:ascii="Times New Roman" w:hAnsi="Times New Roman" w:eastAsia="黑体"/>
           <w:b/>
-          <w:sz w:val="26"/>
+          <w:sz w:val="24"/>
           <w:u w:val="none"/>
         </w:rPr>
-        <w:t>学习目标</w:t>
+        <w:t>【学习目标】</w:t>
       </w:r>
     </w:p>
     <w:p>
@@ -134,20 +130,16 @@
       <w:pPr>
         <w:pStyle w:val="Heading2"/>
         <w:keepNext/>
-        <w:spacing w:before="240" w:after="80" w:line="288" w:lineRule="auto"/>
-        <w:jc w:val="center"/>
-        <w:pBdr>
-          <w:bottom w:val="single" w:sz="8" w:space="2" w:color="0B4FA8"/>
-        </w:pBdr>
+        <w:spacing w:before="200" w:after="80" w:line="300" w:lineRule="auto"/>
       </w:pPr>
       <w:r>
         <w:rPr>
           <w:rFonts w:ascii="Times New Roman" w:hAnsi="Times New Roman" w:eastAsia="黑体"/>
           <w:b/>
-          <w:sz w:val="26"/>
+          <w:sz w:val="24"/>
           <w:u w:val="none"/>
         </w:rPr>
-        <w:t>重点难点</w:t>
+        <w:t>【重点难点】</w:t>
       </w:r>
     </w:p>
     <w:p>
@@ -181,7 +173,7 @@
           <w:sz w:val="24"/>
           <w:u w:val="none"/>
         </w:rPr>
-        <w:t>匀变速直线运动的速度公式与位移公式的理解和应用。</w:t>
+        <w:t>速度公式与位移公式的理解和应用。</w:t>
       </w:r>
     </w:p>
     <w:p>
@@ -222,17 +214,487 @@
       <w:pPr>
         <w:pStyle w:val="Heading2"/>
         <w:keepNext/>
-        <w:spacing w:before="240" w:after="80" w:line="288" w:lineRule="auto"/>
-        <w:jc w:val="center"/>
-        <w:pBdr>
-          <w:bottom w:val="single" w:sz="8" w:space="2" w:color="0B4FA8"/>
-        </w:pBdr>
+        <w:spacing w:before="200" w:after="80" w:line="300" w:lineRule="auto"/>
       </w:pPr>
       <w:r>
         <w:rPr>
           <w:rFonts w:ascii="Times New Roman" w:hAnsi="Times New Roman" w:eastAsia="黑体"/>
           <w:b/>
-          <w:sz w:val="26"/>
+          <w:sz w:val="24"/>
+          <w:u w:val="none"/>
+        </w:rPr>
+        <w:t>【考情分析】</w:t>
+      </w:r>
+    </w:p>
+    <w:tbl>
+      <w:tblPr>
+        <w:tblW w:type="auto" w:w="0"/>
+        <w:jc w:val="center"/>
+        <w:tblBorders>
+          <w:top w:val="single" w:sz="4" w:space="0" w:color="999999"/>
+          <w:left w:val="single" w:sz="4" w:space="0" w:color="999999"/>
+          <w:bottom w:val="single" w:sz="4" w:space="0" w:color="999999"/>
+          <w:right w:val="single" w:sz="4" w:space="0" w:color="999999"/>
+          <w:insideH w:val="single" w:sz="4" w:space="0" w:color="999999"/>
+          <w:insideV w:val="single" w:sz="4" w:space="0" w:color="999999"/>
+        </w:tblBorders>
+        <w:tblLayout w:type="fixed"/>
+        <w:tblLook w:firstColumn="1" w:firstRow="1" w:lastColumn="0" w:lastRow="0" w:noHBand="0" w:noVBand="1" w:val="04A0"/>
+        <w:tblW w:type="dxa" w:w="9752"/>
+      </w:tblPr>
+      <w:tblGrid>
+        <w:gridCol w:w="1950"/>
+        <w:gridCol w:w="1950"/>
+        <w:gridCol w:w="1950"/>
+        <w:gridCol w:w="1950"/>
+        <w:gridCol w:w="1950"/>
+      </w:tblGrid>
+      <w:tr>
+        <w:tc>
+          <w:tcPr>
+            <w:tcW w:type="dxa" w:w="1950"/>
+          </w:tcPr>
+          <w:p>
+            <w:pPr>
+              <w:spacing w:line="276" w:lineRule="auto"/>
+              <w:jc w:val="center"/>
+            </w:pPr>
+            <w:r/>
+            <w:r>
+              <w:rPr>
+                <w:rFonts w:ascii="Times New Roman" w:hAnsi="Times New Roman" w:eastAsia="宋体"/>
+                <w:b/>
+                <w:sz w:val="21"/>
+                <w:u w:val="none"/>
+              </w:rPr>
+              <w:t>考点</w:t>
+            </w:r>
+          </w:p>
+        </w:tc>
+        <w:tc>
+          <w:tcPr>
+            <w:tcW w:type="dxa" w:w="1950"/>
+          </w:tcPr>
+          <w:p>
+            <w:pPr>
+              <w:spacing w:line="276" w:lineRule="auto"/>
+              <w:jc w:val="center"/>
+            </w:pPr>
+            <w:r/>
+            <w:r>
+              <w:rPr>
+                <w:rFonts w:ascii="Times New Roman" w:hAnsi="Times New Roman" w:eastAsia="宋体"/>
+                <w:b/>
+                <w:sz w:val="21"/>
+                <w:u w:val="none"/>
+              </w:rPr>
+              <w:t>要求</w:t>
+            </w:r>
+          </w:p>
+        </w:tc>
+        <w:tc>
+          <w:tcPr>
+            <w:tcW w:type="dxa" w:w="1950"/>
+          </w:tcPr>
+          <w:p>
+            <w:pPr>
+              <w:spacing w:line="276" w:lineRule="auto"/>
+              <w:jc w:val="center"/>
+            </w:pPr>
+            <w:r/>
+            <w:r>
+              <w:rPr>
+                <w:rFonts w:ascii="Times New Roman" w:hAnsi="Times New Roman" w:eastAsia="宋体"/>
+                <w:b/>
+                <w:sz w:val="21"/>
+                <w:u w:val="none"/>
+              </w:rPr>
+              <w:t>考频</w:t>
+            </w:r>
+          </w:p>
+        </w:tc>
+        <w:tc>
+          <w:tcPr>
+            <w:tcW w:type="dxa" w:w="1950"/>
+          </w:tcPr>
+          <w:p>
+            <w:pPr>
+              <w:spacing w:line="276" w:lineRule="auto"/>
+              <w:jc w:val="center"/>
+            </w:pPr>
+            <w:r/>
+            <w:r>
+              <w:rPr>
+                <w:rFonts w:ascii="Times New Roman" w:hAnsi="Times New Roman" w:eastAsia="宋体"/>
+                <w:b/>
+                <w:sz w:val="21"/>
+                <w:u w:val="none"/>
+              </w:rPr>
+              <w:t>2025</w:t>
+            </w:r>
+          </w:p>
+        </w:tc>
+        <w:tc>
+          <w:tcPr>
+            <w:tcW w:type="dxa" w:w="1950"/>
+          </w:tcPr>
+          <w:p>
+            <w:pPr>
+              <w:spacing w:line="276" w:lineRule="auto"/>
+              <w:jc w:val="center"/>
+            </w:pPr>
+            <w:r/>
+            <w:r>
+              <w:rPr>
+                <w:rFonts w:ascii="Times New Roman" w:hAnsi="Times New Roman" w:eastAsia="宋体"/>
+                <w:b/>
+                <w:sz w:val="21"/>
+                <w:u w:val="none"/>
+              </w:rPr>
+              <w:t>2024</w:t>
+            </w:r>
+          </w:p>
+        </w:tc>
+      </w:tr>
+      <w:tr>
+        <w:tc>
+          <w:tcPr>
+            <w:tcW w:type="dxa" w:w="1950"/>
+          </w:tcPr>
+          <w:p>
+            <w:pPr>
+              <w:spacing w:line="276" w:lineRule="auto"/>
+              <w:jc w:val="center"/>
+            </w:pPr>
+            <w:r/>
+            <w:r>
+              <w:rPr>
+                <w:rFonts w:ascii="Times New Roman" w:hAnsi="Times New Roman" w:eastAsia="宋体"/>
+                <w:b w:val="0"/>
+                <w:sz w:val="21"/>
+                <w:u w:val="none"/>
+              </w:rPr>
+              <w:t>匀变速运动公式</w:t>
+            </w:r>
+          </w:p>
+        </w:tc>
+        <w:tc>
+          <w:tcPr>
+            <w:tcW w:type="dxa" w:w="1950"/>
+          </w:tcPr>
+          <w:p>
+            <w:pPr>
+              <w:spacing w:line="276" w:lineRule="auto"/>
+              <w:jc w:val="center"/>
+            </w:pPr>
+            <w:r/>
+            <w:r>
+              <w:rPr>
+                <w:rFonts w:ascii="Times New Roman" w:hAnsi="Times New Roman" w:eastAsia="宋体"/>
+                <w:b w:val="0"/>
+                <w:sz w:val="21"/>
+                <w:u w:val="none"/>
+              </w:rPr>
+              <w:t>Ⅱ</w:t>
+            </w:r>
+          </w:p>
+        </w:tc>
+        <w:tc>
+          <w:tcPr>
+            <w:tcW w:type="dxa" w:w="1950"/>
+          </w:tcPr>
+          <w:p>
+            <w:pPr>
+              <w:spacing w:line="276" w:lineRule="auto"/>
+              <w:jc w:val="center"/>
+            </w:pPr>
+            <w:r/>
+            <w:r>
+              <w:rPr>
+                <w:rFonts w:ascii="Times New Roman" w:hAnsi="Times New Roman" w:eastAsia="宋体"/>
+                <w:b w:val="0"/>
+                <w:sz w:val="21"/>
+                <w:u w:val="none"/>
+              </w:rPr>
+              <w:t>高频</w:t>
+            </w:r>
+          </w:p>
+        </w:tc>
+        <w:tc>
+          <w:tcPr>
+            <w:tcW w:type="dxa" w:w="1950"/>
+          </w:tcPr>
+          <w:p>
+            <w:pPr>
+              <w:spacing w:line="276" w:lineRule="auto"/>
+              <w:jc w:val="center"/>
+            </w:pPr>
+            <w:r/>
+            <w:r>
+              <w:rPr>
+                <w:rFonts w:ascii="Times New Roman" w:hAnsi="Times New Roman" w:eastAsia="宋体"/>
+                <w:b w:val="0"/>
+                <w:sz w:val="21"/>
+                <w:u w:val="none"/>
+              </w:rPr>
+              <w:t>山东·3</w:t>
+            </w:r>
+          </w:p>
+        </w:tc>
+        <w:tc>
+          <w:tcPr>
+            <w:tcW w:type="dxa" w:w="1950"/>
+          </w:tcPr>
+          <w:p>
+            <w:pPr>
+              <w:spacing w:line="276" w:lineRule="auto"/>
+              <w:jc w:val="center"/>
+            </w:pPr>
+            <w:r/>
+            <w:r>
+              <w:rPr>
+                <w:rFonts w:ascii="Times New Roman" w:hAnsi="Times New Roman" w:eastAsia="宋体"/>
+                <w:b w:val="0"/>
+                <w:sz w:val="21"/>
+                <w:u w:val="none"/>
+              </w:rPr>
+              <w:t>全国·14</w:t>
+            </w:r>
+          </w:p>
+        </w:tc>
+      </w:tr>
+      <w:tr>
+        <w:tc>
+          <w:tcPr>
+            <w:tcW w:type="dxa" w:w="1950"/>
+          </w:tcPr>
+          <w:p>
+            <w:pPr>
+              <w:spacing w:line="276" w:lineRule="auto"/>
+              <w:jc w:val="center"/>
+            </w:pPr>
+            <w:r/>
+            <w:r>
+              <w:rPr>
+                <w:rFonts w:ascii="Times New Roman" w:hAnsi="Times New Roman" w:eastAsia="宋体"/>
+                <w:b w:val="0"/>
+                <w:sz w:val="21"/>
+                <w:u w:val="none"/>
+              </w:rPr>
+              <w:t>刹车与多过程</w:t>
+            </w:r>
+          </w:p>
+        </w:tc>
+        <w:tc>
+          <w:tcPr>
+            <w:tcW w:type="dxa" w:w="1950"/>
+          </w:tcPr>
+          <w:p>
+            <w:pPr>
+              <w:spacing w:line="276" w:lineRule="auto"/>
+              <w:jc w:val="center"/>
+            </w:pPr>
+            <w:r/>
+            <w:r>
+              <w:rPr>
+                <w:rFonts w:ascii="Times New Roman" w:hAnsi="Times New Roman" w:eastAsia="宋体"/>
+                <w:b w:val="0"/>
+                <w:sz w:val="21"/>
+                <w:u w:val="none"/>
+              </w:rPr>
+              <w:t>Ⅱ</w:t>
+            </w:r>
+          </w:p>
+        </w:tc>
+        <w:tc>
+          <w:tcPr>
+            <w:tcW w:type="dxa" w:w="1950"/>
+          </w:tcPr>
+          <w:p>
+            <w:pPr>
+              <w:spacing w:line="276" w:lineRule="auto"/>
+              <w:jc w:val="center"/>
+            </w:pPr>
+            <w:r/>
+            <w:r>
+              <w:rPr>
+                <w:rFonts w:ascii="Times New Roman" w:hAnsi="Times New Roman" w:eastAsia="宋体"/>
+                <w:b w:val="0"/>
+                <w:sz w:val="21"/>
+                <w:u w:val="none"/>
+              </w:rPr>
+              <w:t>中频</w:t>
+            </w:r>
+          </w:p>
+        </w:tc>
+        <w:tc>
+          <w:tcPr>
+            <w:tcW w:type="dxa" w:w="1950"/>
+          </w:tcPr>
+          <w:p>
+            <w:pPr>
+              <w:spacing w:line="276" w:lineRule="auto"/>
+              <w:jc w:val="center"/>
+            </w:pPr>
+            <w:r/>
+            <w:r>
+              <w:rPr>
+                <w:rFonts w:ascii="Times New Roman" w:hAnsi="Times New Roman" w:eastAsia="宋体"/>
+                <w:b w:val="0"/>
+                <w:sz w:val="21"/>
+                <w:u w:val="none"/>
+              </w:rPr>
+              <w:t>江苏·8</w:t>
+            </w:r>
+          </w:p>
+        </w:tc>
+        <w:tc>
+          <w:tcPr>
+            <w:tcW w:type="dxa" w:w="1950"/>
+          </w:tcPr>
+          <w:p>
+            <w:pPr>
+              <w:spacing w:line="276" w:lineRule="auto"/>
+              <w:jc w:val="center"/>
+            </w:pPr>
+            <w:r/>
+            <w:r>
+              <w:rPr>
+                <w:rFonts w:ascii="Times New Roman" w:hAnsi="Times New Roman" w:eastAsia="宋体"/>
+                <w:b w:val="0"/>
+                <w:sz w:val="21"/>
+                <w:u w:val="none"/>
+              </w:rPr>
+              <w:t>——</w:t>
+            </w:r>
+          </w:p>
+        </w:tc>
+      </w:tr>
+      <w:tr>
+        <w:tc>
+          <w:tcPr>
+            <w:tcW w:type="dxa" w:w="1950"/>
+          </w:tcPr>
+          <w:p>
+            <w:pPr>
+              <w:spacing w:line="276" w:lineRule="auto"/>
+              <w:jc w:val="center"/>
+            </w:pPr>
+            <w:r/>
+            <w:r>
+              <w:rPr>
+                <w:rFonts w:ascii="Times New Roman" w:hAnsi="Times New Roman" w:eastAsia="宋体"/>
+                <w:b w:val="0"/>
+                <w:sz w:val="21"/>
+                <w:u w:val="none"/>
+              </w:rPr>
+              <w:t>v-t 图像</w:t>
+            </w:r>
+          </w:p>
+        </w:tc>
+        <w:tc>
+          <w:tcPr>
+            <w:tcW w:type="dxa" w:w="1950"/>
+          </w:tcPr>
+          <w:p>
+            <w:pPr>
+              <w:spacing w:line="276" w:lineRule="auto"/>
+              <w:jc w:val="center"/>
+            </w:pPr>
+            <w:r/>
+            <w:r>
+              <w:rPr>
+                <w:rFonts w:ascii="Times New Roman" w:hAnsi="Times New Roman" w:eastAsia="宋体"/>
+                <w:b w:val="0"/>
+                <w:sz w:val="21"/>
+                <w:u w:val="none"/>
+              </w:rPr>
+              <w:t>Ⅰ</w:t>
+            </w:r>
+          </w:p>
+        </w:tc>
+        <w:tc>
+          <w:tcPr>
+            <w:tcW w:type="dxa" w:w="1950"/>
+          </w:tcPr>
+          <w:p>
+            <w:pPr>
+              <w:spacing w:line="276" w:lineRule="auto"/>
+              <w:jc w:val="center"/>
+            </w:pPr>
+            <w:r/>
+            <w:r>
+              <w:rPr>
+                <w:rFonts w:ascii="Times New Roman" w:hAnsi="Times New Roman" w:eastAsia="宋体"/>
+                <w:b w:val="0"/>
+                <w:sz w:val="21"/>
+                <w:u w:val="none"/>
+              </w:rPr>
+              <w:t>高频</w:t>
+            </w:r>
+          </w:p>
+        </w:tc>
+        <w:tc>
+          <w:tcPr>
+            <w:tcW w:type="dxa" w:w="1950"/>
+          </w:tcPr>
+          <w:p>
+            <w:pPr>
+              <w:spacing w:line="276" w:lineRule="auto"/>
+              <w:jc w:val="center"/>
+            </w:pPr>
+            <w:r/>
+            <w:r>
+              <w:rPr>
+                <w:rFonts w:ascii="Times New Roman" w:hAnsi="Times New Roman" w:eastAsia="宋体"/>
+                <w:b w:val="0"/>
+                <w:sz w:val="21"/>
+                <w:u w:val="none"/>
+              </w:rPr>
+              <w:t>湖南·6</w:t>
+            </w:r>
+          </w:p>
+        </w:tc>
+        <w:tc>
+          <w:tcPr>
+            <w:tcW w:type="dxa" w:w="1950"/>
+          </w:tcPr>
+          <w:p>
+            <w:pPr>
+              <w:spacing w:line="276" w:lineRule="auto"/>
+              <w:jc w:val="center"/>
+            </w:pPr>
+            <w:r/>
+            <w:r>
+              <w:rPr>
+                <w:rFonts w:ascii="Times New Roman" w:hAnsi="Times New Roman" w:eastAsia="宋体"/>
+                <w:b w:val="0"/>
+                <w:sz w:val="21"/>
+                <w:u w:val="none"/>
+              </w:rPr>
+              <w:t>浙江·5</w:t>
+            </w:r>
+          </w:p>
+        </w:tc>
+      </w:tr>
+    </w:tbl>
+    <w:p>
+      <w:pPr>
+        <w:spacing w:after="40"/>
+      </w:pPr>
+    </w:p>
+    <w:p>
+      <w:pPr>
+        <w:pStyle w:val="Heading2"/>
+        <w:keepNext/>
+        <w:spacing w:before="280" w:after="120" w:line="300" w:lineRule="auto"/>
+        <w:jc w:val="center"/>
+      </w:pPr>
+      <w:r>
+        <w:rPr>
+          <w:rFonts w:ascii="Times New Roman" w:hAnsi="Times New Roman" w:eastAsia="黑体"/>
+          <w:b/>
+          <w:sz w:val="30"/>
           <w:u w:val="none"/>
         </w:rPr>
         <w:t>课前预习</w:t>
@@ -242,7 +704,7 @@
       <w:pPr>
         <w:pStyle w:val="Heading3"/>
         <w:keepNext/>
-        <w:spacing w:before="160" w:after="80" w:line="288" w:lineRule="auto"/>
+        <w:spacing w:before="160" w:after="80" w:line="300" w:lineRule="auto"/>
       </w:pPr>
       <w:r>
         <w:rPr>
@@ -446,7 +908,7 @@
       <w:pPr>
         <w:pStyle w:val="Heading3"/>
         <w:keepNext/>
-        <w:spacing w:before="160" w:after="80" w:line="288" w:lineRule="auto"/>
+        <w:spacing w:before="160" w:after="80" w:line="300" w:lineRule="auto"/>
       </w:pPr>
       <w:r>
         <w:rPr>
@@ -562,19 +1024,33 @@
     </w:p>
     <w:p>
       <w:pPr>
+        <w:keepNext w:val="0"/>
+        <w:spacing w:before="0" w:after="40" w:line="312" w:lineRule="auto"/>
+        <w:ind w:firstLine="420"/>
+      </w:pPr>
+      <w:r>
+        <w:rPr>
+          <w:rFonts w:ascii="Times New Roman" w:hAnsi="Times New Roman" w:eastAsia="宋体"/>
+          <w:b w:val="0"/>
+          <w:color w:val="595959"/>
+          <w:sz w:val="21"/>
+          <w:u w:val="none"/>
+        </w:rPr>
+        <w:t>提示：三个公式中共有 v0、v、a、x、t 五个物理量，已知任意三个可求另外两个，选公式的原则是“缺谁求谁”。</w:t>
+      </w:r>
+    </w:p>
+    <w:p>
+      <w:pPr>
         <w:pStyle w:val="Heading2"/>
         <w:keepNext/>
-        <w:spacing w:before="240" w:after="80" w:line="288" w:lineRule="auto"/>
+        <w:spacing w:before="280" w:after="120" w:line="300" w:lineRule="auto"/>
         <w:jc w:val="center"/>
-        <w:pBdr>
-          <w:bottom w:val="single" w:sz="8" w:space="2" w:color="0B4FA8"/>
-        </w:pBdr>
       </w:pPr>
       <w:r>
         <w:rPr>
           <w:rFonts w:ascii="Times New Roman" w:hAnsi="Times New Roman" w:eastAsia="黑体"/>
           <w:b/>
-          <w:sz w:val="26"/>
+          <w:sz w:val="30"/>
           <w:u w:val="none"/>
         </w:rPr>
         <w:t>课内探究</w:t>
@@ -584,7 +1060,7 @@
       <w:pPr>
         <w:pStyle w:val="Heading3"/>
         <w:keepNext/>
-        <w:spacing w:before="160" w:after="80" w:line="288" w:lineRule="auto"/>
+        <w:spacing w:before="160" w:after="80" w:line="300" w:lineRule="auto"/>
       </w:pPr>
       <w:r>
         <w:rPr>
@@ -609,7 +1085,7 @@
           <w:sz w:val="24"/>
           <w:u w:val="none"/>
         </w:rPr>
-        <w:t>例1　汽车以 20 m/s 的速度行驶，刹车后做匀减速直线运动，加速度大小为 5 m/s²。求：</w:t>
+        <w:t>例1　汽车以 20 m/s 的速度行驶，刹车后做匀减速直线运动，加速度大小为 5 m/s²。求：</w:t>
       </w:r>
     </w:p>
     <w:p>
@@ -625,7 +1101,7 @@
           <w:sz w:val="24"/>
           <w:u w:val="none"/>
         </w:rPr>
-        <w:t>（1）刹车后 2 s 末的速度；</w:t>
+        <w:t>（1）刹车后 2 s 末的速度；</w:t>
       </w:r>
     </w:p>
     <w:p>
@@ -641,15 +1117,18 @@
           <w:sz w:val="24"/>
           <w:u w:val="none"/>
         </w:rPr>
-        <w:t>（2）刹车后 6 s 内的位移。</w:t>
+        <w:t>（2）刹车后 6 s 内的位移。</w:t>
       </w:r>
     </w:p>
     <w:p>
       <w:pPr>
         <w:keepNext w:val="0"/>
         <w:spacing w:before="0" w:after="40" w:line="360" w:lineRule="auto"/>
-        <w:ind w:left="227"/>
-        <w:shd w:val="clear" w:color="auto" w:fill="F4F1F7"/>
+        <w:ind w:left="312"/>
+        <w:shd w:val="clear" w:color="auto" w:fill="F4F5F7"/>
+        <w:pBdr>
+          <w:left w:val="single" w:sz="12" w:space="6" w:color="9AA3AD"/>
+        </w:pBdr>
       </w:pPr>
       <w:r>
         <w:rPr>
@@ -659,31 +1138,18 @@
           <w:sz w:val="24"/>
           <w:u w:val="none"/>
         </w:rPr>
-        <w:t>【解析】（1）取初速度方向为正方向，a＝－5 m/s²，由 v＝v0＋at 得 v＝20－5×2＝10 m/s。</w:t>
+        <w:t>【解析】（1）取初速度方向为正方向，a＝－5 m/s²，由 v＝v0＋at 得 v＝20－5×2＝10 m/s。</w:t>
       </w:r>
     </w:p>
     <w:p>
       <w:pPr>
         <w:keepNext w:val="0"/>
         <w:spacing w:before="0" w:after="40" w:line="360" w:lineRule="auto"/>
-        <w:ind w:firstLine="420"/>
-      </w:pPr>
-      <w:r>
-        <w:rPr>
-          <w:rFonts w:ascii="Times New Roman" w:hAnsi="Times New Roman" w:eastAsia="宋体"/>
-          <w:b w:val="0"/>
-          <w:sz w:val="24"/>
-          <w:u w:val="none"/>
-        </w:rPr>
-        <w:t>（2）先判断刹车时间 t0＝v0/|a|＝4 s＜6 s，故 6 s 内位移等于 4 s 内位移，x＝v0t0/2＝40 m。</w:t>
-      </w:r>
-    </w:p>
-    <w:p>
-      <w:pPr>
-        <w:keepNext w:val="0"/>
-        <w:spacing w:before="0" w:after="40" w:line="360" w:lineRule="auto"/>
-        <w:ind w:left="227"/>
-        <w:shd w:val="clear" w:color="auto" w:fill="F4F1F7"/>
+        <w:ind w:left="312"/>
+        <w:shd w:val="clear" w:color="auto" w:fill="F4F5F7"/>
+        <w:pBdr>
+          <w:left w:val="single" w:sz="12" w:space="6" w:color="9AA3AD"/>
+        </w:pBdr>
       </w:pPr>
       <w:r>
         <w:rPr>
@@ -693,14 +1159,56 @@
           <w:sz w:val="24"/>
           <w:u w:val="none"/>
         </w:rPr>
+        <w:t>（2）先判断刹车时间 t0＝v0/|a|＝4 s＜6 s，故 6 s 内位移等于 4 s 内位移，x＝v0t0/2＝40 m。</w:t>
+      </w:r>
+    </w:p>
+    <w:p>
+      <w:pPr>
+        <w:keepNext w:val="0"/>
+        <w:spacing w:before="0" w:after="60" w:line="360" w:lineRule="auto"/>
+        <w:ind w:left="312"/>
+        <w:shd w:val="clear" w:color="auto" w:fill="EEF4FB"/>
+        <w:pBdr>
+          <w:left w:val="single" w:sz="18" w:space="6" w:color="2E86D6"/>
+        </w:pBdr>
+      </w:pPr>
+      <w:r>
+        <w:rPr>
+          <w:rFonts w:ascii="Times New Roman" w:hAnsi="Times New Roman" w:eastAsia="宋体"/>
+          <w:b w:val="0"/>
+          <w:color w:val="1B4F8A"/>
+          <w:sz w:val="24"/>
+          <w:u w:val="none"/>
+        </w:rPr>
         <w:t>【点睛】刹车问题必须先求停止时间，再判断所给时间是否超过停止时间，不能盲目代入公式。</w:t>
+      </w:r>
+    </w:p>
+    <w:p>
+      <w:pPr>
+        <w:keepNext w:val="0"/>
+        <w:spacing w:before="0" w:after="80" w:line="360" w:lineRule="auto"/>
+        <w:ind w:left="312"/>
+        <w:shd w:val="clear" w:color="auto" w:fill="FDECEC"/>
+        <w:pBdr>
+          <w:left w:val="single" w:sz="18" w:space="6" w:color="C81E1E"/>
+        </w:pBdr>
+      </w:pPr>
+      <w:r>
+        <w:rPr>
+          <w:rFonts w:ascii="Times New Roman" w:hAnsi="Times New Roman" w:eastAsia="宋体"/>
+          <w:b w:val="0"/>
+          <w:color w:val="8A1B1B"/>
+          <w:sz w:val="24"/>
+          <w:u w:val="none"/>
+        </w:rPr>
+        <w:t>【特别提醒】刹车到停止后不会反向运动。把 6 s 直接代入 x＝v0t＋½at² 会得 30 m，但车在 4 s 时已停，剩下的 2 s 位移为 0，所以真实位移是 40 m。</w:t>
       </w:r>
     </w:p>
     <w:p>
       <w:pPr>
         <w:pStyle w:val="Heading3"/>
         <w:keepNext/>
-        <w:spacing w:before="160" w:after="80" w:line="288" w:lineRule="auto"/>
+        <w:spacing w:before="160" w:after="80" w:line="300" w:lineRule="auto"/>
       </w:pPr>
       <w:r>
         <w:rPr>
@@ -725,15 +1233,18 @@
           <w:sz w:val="24"/>
           <w:u w:val="none"/>
         </w:rPr>
-        <w:t>例2　某质点运动的 v-t 图像如图所示，试描述质点在 0～6 s 内的运动情况，并求 6 s 内的位移。</w:t>
+        <w:t>例2　某质点运动的 v-t 图像如图所示，试描述质点在 0～6 s 内的运动情况，并求 6 s 内的位移。</w:t>
       </w:r>
     </w:p>
     <w:p>
       <w:pPr>
         <w:keepNext w:val="0"/>
         <w:spacing w:before="0" w:after="40" w:line="360" w:lineRule="auto"/>
-        <w:ind w:left="227"/>
-        <w:shd w:val="clear" w:color="auto" w:fill="F4F1F7"/>
+        <w:ind w:left="312"/>
+        <w:shd w:val="clear" w:color="auto" w:fill="F4F5F7"/>
+        <w:pBdr>
+          <w:left w:val="single" w:sz="12" w:space="6" w:color="9AA3AD"/>
+        </w:pBdr>
       </w:pPr>
       <w:r>
         <w:rPr>
@@ -743,24 +1254,21 @@
           <w:sz w:val="24"/>
           <w:u w:val="none"/>
         </w:rPr>
-        <w:t>【解析】0～2 s 匀加速，2～4 s 匀速，4～6 s 匀减速；图像与时间轴围成的面积表示位移，x＝(2＋6)×4/2＝16 m。</w:t>
+        <w:t>【解析】0～2 s 匀加速，2～4 s 匀速，4～6 s 匀减速；图像与时间轴围成的面积表示位移，x＝(2＋6)×4/2＝16 m。</w:t>
       </w:r>
     </w:p>
     <w:p>
       <w:pPr>
         <w:pStyle w:val="Heading2"/>
         <w:keepNext/>
-        <w:spacing w:before="240" w:after="80" w:line="288" w:lineRule="auto"/>
+        <w:spacing w:before="280" w:after="120" w:line="300" w:lineRule="auto"/>
         <w:jc w:val="center"/>
-        <w:pBdr>
-          <w:bottom w:val="single" w:sz="8" w:space="2" w:color="0B4FA8"/>
-        </w:pBdr>
       </w:pPr>
       <w:r>
         <w:rPr>
           <w:rFonts w:ascii="Times New Roman" w:hAnsi="Times New Roman" w:eastAsia="黑体"/>
           <w:b/>
-          <w:sz w:val="26"/>
+          <w:sz w:val="30"/>
           <w:u w:val="none"/>
         </w:rPr>
         <w:t>当堂检测</w:t>
@@ -779,7 +1287,7 @@
           <w:sz w:val="24"/>
           <w:u w:val="none"/>
         </w:rPr>
-        <w:t>1. 关于匀变速直线运动，下列说法正确的是（　　）</w:t>
+        <w:t>1. 关于匀变速直线运动，下列说法正确的是 （  ）</w:t>
       </w:r>
     </w:p>
     <w:p>
@@ -811,7 +1319,7 @@
           <w:sz w:val="24"/>
           <w:u w:val="none"/>
         </w:rPr>
-        <w:t>2. 一物体做初速度为零的匀加速直线运动，第 1 s 内、第 2 s 内、第 3 s 内的位移之比为（　　）</w:t>
+        <w:t>2. 一物体做初速度为零的匀加速直线运动，第 1 s 内、第 2 s 内、第 3 s 内的位移之比为 （  ）</w:t>
       </w:r>
     </w:p>
     <w:p>
@@ -843,24 +1351,21 @@
           <w:sz w:val="24"/>
           <w:u w:val="none"/>
         </w:rPr>
-        <w:t>3. 汽车以 10 m/s 的速度匀速行驶，刹车后加速度大小为 2 m/s²，则刹车后 8 s 内的位移为________m。</w:t>
+        <w:t>3. 汽车以 10 m/s 的速度匀速行驶，刹车后加速度大小为 2 m/s²，则刹车后 8 s 内的位移为________m。</w:t>
       </w:r>
     </w:p>
     <w:p>
       <w:pPr>
         <w:pStyle w:val="Heading2"/>
         <w:keepNext/>
-        <w:spacing w:before="240" w:after="80" w:line="288" w:lineRule="auto"/>
+        <w:spacing w:before="280" w:after="120" w:line="300" w:lineRule="auto"/>
         <w:jc w:val="center"/>
-        <w:pBdr>
-          <w:bottom w:val="single" w:sz="8" w:space="2" w:color="0B4FA8"/>
-        </w:pBdr>
       </w:pPr>
       <w:r>
         <w:rPr>
           <w:rFonts w:ascii="Times New Roman" w:hAnsi="Times New Roman" w:eastAsia="黑体"/>
           <w:b/>
-          <w:sz w:val="26"/>
+          <w:sz w:val="30"/>
           <w:u w:val="none"/>
         </w:rPr>
         <w:t>课后作业</w:t>
@@ -925,17 +1430,14 @@
       <w:pPr>
         <w:pStyle w:val="Heading2"/>
         <w:keepNext/>
-        <w:spacing w:before="240" w:after="80" w:line="288" w:lineRule="auto"/>
+        <w:spacing w:before="280" w:after="120" w:line="300" w:lineRule="auto"/>
         <w:jc w:val="center"/>
-        <w:pBdr>
-          <w:bottom w:val="single" w:sz="8" w:space="2" w:color="0B4FA8"/>
-        </w:pBdr>
       </w:pPr>
       <w:r>
         <w:rPr>
           <w:rFonts w:ascii="Times New Roman" w:hAnsi="Times New Roman" w:eastAsia="黑体"/>
           <w:b/>
-          <w:sz w:val="26"/>
+          <w:sz w:val="30"/>
           <w:u w:val="none"/>
         </w:rPr>
         <w:t>参考答案</w:t>
@@ -961,8 +1463,11 @@
       <w:pPr>
         <w:keepNext w:val="0"/>
         <w:spacing w:before="0" w:after="40" w:line="360" w:lineRule="auto"/>
-        <w:ind w:left="227"/>
-        <w:shd w:val="clear" w:color="auto" w:fill="F4F1F7"/>
+        <w:ind w:left="312"/>
+        <w:shd w:val="clear" w:color="auto" w:fill="F4F5F7"/>
+        <w:pBdr>
+          <w:left w:val="single" w:sz="12" w:space="6" w:color="9AA3AD"/>
+        </w:pBdr>
       </w:pPr>
       <w:r>
         <w:rPr>
@@ -972,11 +1477,12 @@
           <w:sz w:val="24"/>
           <w:u w:val="none"/>
         </w:rPr>
-        <w:t>【解析】第 3 题：刹车时间 t0＝5 s，8 s 内位移等于 5 s 内位移，x＝v0t0/2＝25 m。</w:t>
+        <w:t>【解析】第 3 题：刹车时间 t0＝5 s，8 s 内位移等于 5 s 内位移，x＝v0t0/2＝25 m。</w:t>
       </w:r>
     </w:p>
     <w:sectPr>
-      <w:footerReference w:type="default" r:id="rId9"/>
+      <w:headerReference w:type="default" r:id="rId9"/>
+      <w:footerReference w:type="default" r:id="rId10"/>
       <w:pgSz w:w="11906" w:h="16838"/>
       <w:pgMar w:top="1134" w:right="1077" w:bottom="1134" w:left="1077" w:header="720" w:footer="720" w:gutter="0"/>
       <w:cols w:space="720"/>
@@ -992,7 +1498,7 @@
     <w:pPr>
       <w:pStyle w:val="Footer"/>
       <w:spacing w:after="0"/>
-      <w:jc w:val="left"/>
+      <w:jc w:val="center"/>
     </w:pPr>
     <w:r>
       <w:rPr>
@@ -1002,14 +1508,8 @@
         <w:sz w:val="18"/>
         <w:u w:val="none"/>
       </w:rPr>
-      <w:t>胶州四中</w:t>
+      <w:t xml:space="preserve">第二章 匀变速直线运动的规律　　</w:t>
     </w:r>
-  </w:p>
-  <w:p>
-    <w:pPr>
-      <w:spacing w:after="0"/>
-      <w:jc w:val="right"/>
-    </w:pPr>
     <w:r>
       <w:rPr>
         <w:rFonts w:ascii="Times New Roman" w:hAnsi="Times New Roman" w:eastAsia="宋体"/>
@@ -1040,7 +1540,7 @@
         <w:sz w:val="18"/>
         <w:u w:val="none"/>
       </w:rPr>
-      <w:t xml:space="preserve"> 页　共 </w:t>
+      <w:t xml:space="preserve"> 页（共 </w:t>
     </w:r>
     <w:r>
       <w:rPr>
@@ -1062,10 +1562,95 @@
         <w:sz w:val="18"/>
         <w:u w:val="none"/>
       </w:rPr>
-      <w:t xml:space="preserve"> 页</w:t>
+      <w:t xml:space="preserve"> 页）</w:t>
     </w:r>
   </w:p>
 </w:ftr>
+</file>
+
+<file path=word/header1.xml><?xml version="1.0" encoding="utf-8"?>
+<w:hdr xmlns:m="http://schemas.openxmlformats.org/officeDocument/2006/math" xmlns:mc="http://schemas.openxmlformats.org/markup-compatibility/2006" xmlns:mo="http://schemas.microsoft.com/office/mac/office/2008/main" xmlns:mv="urn:schemas-microsoft-com:mac:vml" xmlns:o="urn:schemas-microsoft-com:office:office" xmlns:r="http://schemas.openxmlformats.org/officeDocument/2006/relationships" xmlns:v="urn:schemas-microsoft-com:vml" xmlns:w10="urn:schemas-microsoft-com:office:word" xmlns:w14="http://schemas.microsoft.com/office/word/2010/wordml" xmlns:w="http://schemas.openxmlformats.org/wordprocessingml/2006/main" xmlns:wne="http://schemas.microsoft.com/office/word/2006/wordml" xmlns:wp14="http://schemas.microsoft.com/office/word/2010/wordprocessingDrawing" xmlns:wp="http://schemas.openxmlformats.org/drawingml/2006/wordprocessingDrawing" xmlns:wpc="http://schemas.microsoft.com/office/word/2010/wordprocessingCanvas" xmlns:wpg="http://schemas.microsoft.com/office/word/2010/wordprocessingGroup" xmlns:wpi="http://schemas.microsoft.com/office/word/2010/wordprocessingInk" xmlns:wps="http://schemas.microsoft.com/office/word/2010/wordprocessingShape" mc:Ignorable="w14 wp14">
+  <w:p>
+    <w:pPr>
+      <w:pStyle w:val="Header"/>
+      <w:spacing w:after="0"/>
+    </w:pPr>
+  </w:p>
+  <w:tbl>
+    <w:tblPr>
+      <w:tblW w:type="auto" w:w="0"/>
+      <w:tblLayout w:type="fixed"/>
+      <w:tblLook w:firstColumn="1" w:firstRow="1" w:lastColumn="0" w:lastRow="0" w:noHBand="0" w:noVBand="1" w:val="04A0"/>
+      <w:tblLayout w:type="fixed"/>
+      <w:tblBorders>
+        <w:top w:val="none" w:sz="0"/>
+        <w:left w:val="none" w:sz="0"/>
+        <w:bottom w:val="none" w:sz="0"/>
+        <w:right w:val="none" w:sz="0"/>
+        <w:insideH w:val="none" w:sz="0"/>
+        <w:insideV w:val="none" w:sz="0"/>
+      </w:tblBorders>
+    </w:tblPr>
+    <w:tblGrid>
+      <w:gridCol w:w="4876"/>
+      <w:gridCol w:w="4876"/>
+    </w:tblGrid>
+    <w:tr>
+      <w:tc>
+        <w:tcPr>
+          <w:tcW w:type="dxa" w:w="4096"/>
+        </w:tcPr>
+        <w:p>
+          <w:pPr>
+            <w:spacing w:after="0"/>
+          </w:pPr>
+          <w:r>
+            <w:rPr>
+              <w:rFonts w:ascii="Times New Roman" w:hAnsi="Times New Roman" w:eastAsia="黑体"/>
+              <w:b/>
+              <w:sz w:val="18"/>
+              <w:u w:val="none"/>
+            </w:rPr>
+            <w:t>胶州四中高一物理学案</w:t>
+          </w:r>
+        </w:p>
+      </w:tc>
+      <w:tc>
+        <w:tcPr>
+          <w:tcW w:type="dxa" w:w="5656"/>
+        </w:tcPr>
+        <w:p>
+          <w:pPr>
+            <w:spacing w:after="0"/>
+            <w:jc w:val="right"/>
+          </w:pPr>
+          <w:r>
+            <w:rPr>
+              <w:rFonts w:ascii="Times New Roman" w:hAnsi="Times New Roman" w:eastAsia="黑体"/>
+              <w:b/>
+              <w:sz w:val="18"/>
+              <w:u w:val="none"/>
+            </w:rPr>
+            <w:t>编写人：物理备课组　审核：高一物理组　时间：2026.10</w:t>
+          </w:r>
+        </w:p>
+      </w:tc>
+    </w:tr>
+  </w:tbl>
+  <w:p>
+    <w:pPr>
+      <w:spacing w:before="0" w:after="0" w:line="20" w:lineRule="exact"/>
+    </w:pPr>
+    <w:r>
+      <w:rPr>
+        <w:rFonts w:ascii="Times New Roman" w:hAnsi="Times New Roman" w:eastAsia="宋体"/>
+        <w:b w:val="0"/>
+        <w:sz w:val="2"/>
+        <w:u w:val="none"/>
+      </w:rPr>
+    </w:r>
+  </w:p>
+</w:hdr>
 </file>
 
 <file path=word/numbering.xml><?xml version="1.0" encoding="utf-8"?>
